--- a/LAB_8/LAB8.docx
+++ b/LAB_8/LAB8.docx
@@ -749,12 +749,6 @@
         <w:gridCol w:w="2340"/>
       </w:tblGrid>
       <w:tr>
-        <w:tblPrEx>
-          <w:tblCellMar>
-            <w:top w:w="0" w:type="dxa"/>
-            <w:bottom w:w="0" w:type="dxa"/>
-          </w:tblCellMar>
-        </w:tblPrEx>
         <w:tc>
           <w:tcPr>
             <w:tcW w:w="2340" w:type="dxa"/>
@@ -917,12 +911,6 @@
         </w:tc>
       </w:tr>
       <w:tr>
-        <w:tblPrEx>
-          <w:tblCellMar>
-            <w:top w:w="0" w:type="dxa"/>
-            <w:bottom w:w="0" w:type="dxa"/>
-          </w:tblCellMar>
-        </w:tblPrEx>
         <w:tc>
           <w:tcPr>
             <w:tcW w:w="2340" w:type="dxa"/>
@@ -1077,12 +1065,6 @@
         </w:tc>
       </w:tr>
       <w:tr>
-        <w:tblPrEx>
-          <w:tblCellMar>
-            <w:top w:w="0" w:type="dxa"/>
-            <w:bottom w:w="0" w:type="dxa"/>
-          </w:tblCellMar>
-        </w:tblPrEx>
         <w:tc>
           <w:tcPr>
             <w:tcW w:w="2340" w:type="dxa"/>
@@ -1333,12 +1315,6 @@
         <w:gridCol w:w="2040"/>
       </w:tblGrid>
       <w:tr>
-        <w:tblPrEx>
-          <w:tblCellMar>
-            <w:top w:w="0" w:type="dxa"/>
-            <w:bottom w:w="0" w:type="dxa"/>
-          </w:tblCellMar>
-        </w:tblPrEx>
         <w:tc>
           <w:tcPr>
             <w:tcW w:w="1680" w:type="dxa"/>
@@ -1541,12 +1517,6 @@
         </w:tc>
       </w:tr>
       <w:tr>
-        <w:tblPrEx>
-          <w:tblCellMar>
-            <w:top w:w="0" w:type="dxa"/>
-            <w:bottom w:w="0" w:type="dxa"/>
-          </w:tblCellMar>
-        </w:tblPrEx>
         <w:tc>
           <w:tcPr>
             <w:tcW w:w="1680" w:type="dxa"/>
@@ -1581,16 +1551,7 @@
                 <w:sz w:val="24"/>
                 <w:szCs w:val="24"/>
               </w:rPr>
-              <w:t>utsav_</w:t>
-            </w:r>
-            <w:r>
-              <w:rPr>
-                <w:rFonts w:ascii="Times New Roman" w:hAnsi="Times New Roman" w:cs="Times New Roman"/>
-                <w:color w:val="000000" w:themeColor="text1"/>
-                <w:sz w:val="24"/>
-                <w:szCs w:val="24"/>
-              </w:rPr>
-              <w:t>PC0</w:t>
+              <w:t>utsav_PC0</w:t>
             </w:r>
           </w:p>
         </w:tc>
@@ -1748,12 +1709,6 @@
         </w:tc>
       </w:tr>
       <w:tr>
-        <w:tblPrEx>
-          <w:tblCellMar>
-            <w:top w:w="0" w:type="dxa"/>
-            <w:bottom w:w="0" w:type="dxa"/>
-          </w:tblCellMar>
-        </w:tblPrEx>
         <w:tc>
           <w:tcPr>
             <w:tcW w:w="1680" w:type="dxa"/>
@@ -1788,16 +1743,7 @@
                 <w:sz w:val="24"/>
                 <w:szCs w:val="24"/>
               </w:rPr>
-              <w:t>utsav_</w:t>
-            </w:r>
-            <w:r>
-              <w:rPr>
-                <w:rFonts w:ascii="Times New Roman" w:hAnsi="Times New Roman" w:cs="Times New Roman"/>
-                <w:color w:val="000000" w:themeColor="text1"/>
-                <w:sz w:val="24"/>
-                <w:szCs w:val="24"/>
-              </w:rPr>
-              <w:t>PC1</w:t>
+              <w:t>utsav_PC1</w:t>
             </w:r>
           </w:p>
         </w:tc>
@@ -2025,12 +1971,6 @@
         <w:gridCol w:w="3120"/>
       </w:tblGrid>
       <w:tr>
-        <w:tblPrEx>
-          <w:tblCellMar>
-            <w:top w:w="0" w:type="dxa"/>
-            <w:bottom w:w="0" w:type="dxa"/>
-          </w:tblCellMar>
-        </w:tblPrEx>
         <w:tc>
           <w:tcPr>
             <w:tcW w:w="3120" w:type="dxa"/>
@@ -2153,12 +2093,6 @@
         </w:tc>
       </w:tr>
       <w:tr>
-        <w:tblPrEx>
-          <w:tblCellMar>
-            <w:top w:w="0" w:type="dxa"/>
-            <w:bottom w:w="0" w:type="dxa"/>
-          </w:tblCellMar>
-        </w:tblPrEx>
         <w:tc>
           <w:tcPr>
             <w:tcW w:w="3120" w:type="dxa"/>
@@ -2825,12 +2759,6 @@
         <w:gridCol w:w="4680"/>
       </w:tblGrid>
       <w:tr>
-        <w:tblPrEx>
-          <w:tblCellMar>
-            <w:top w:w="0" w:type="dxa"/>
-            <w:bottom w:w="0" w:type="dxa"/>
-          </w:tblCellMar>
-        </w:tblPrEx>
         <w:tc>
           <w:tcPr>
             <w:tcW w:w="4680" w:type="dxa"/>
@@ -2913,12 +2841,6 @@
         </w:tc>
       </w:tr>
       <w:tr>
-        <w:tblPrEx>
-          <w:tblCellMar>
-            <w:top w:w="0" w:type="dxa"/>
-            <w:bottom w:w="0" w:type="dxa"/>
-          </w:tblCellMar>
-        </w:tblPrEx>
         <w:tc>
           <w:tcPr>
             <w:tcW w:w="4680" w:type="dxa"/>
@@ -2997,12 +2919,6 @@
         </w:tc>
       </w:tr>
       <w:tr>
-        <w:tblPrEx>
-          <w:tblCellMar>
-            <w:top w:w="0" w:type="dxa"/>
-            <w:bottom w:w="0" w:type="dxa"/>
-          </w:tblCellMar>
-        </w:tblPrEx>
         <w:tc>
           <w:tcPr>
             <w:tcW w:w="4680" w:type="dxa"/>
@@ -3081,12 +2997,6 @@
         </w:tc>
       </w:tr>
       <w:tr>
-        <w:tblPrEx>
-          <w:tblCellMar>
-            <w:top w:w="0" w:type="dxa"/>
-            <w:bottom w:w="0" w:type="dxa"/>
-          </w:tblCellMar>
-        </w:tblPrEx>
         <w:tc>
           <w:tcPr>
             <w:tcW w:w="4680" w:type="dxa"/>
@@ -3165,12 +3075,6 @@
         </w:tc>
       </w:tr>
       <w:tr>
-        <w:tblPrEx>
-          <w:tblCellMar>
-            <w:top w:w="0" w:type="dxa"/>
-            <w:bottom w:w="0" w:type="dxa"/>
-          </w:tblCellMar>
-        </w:tblPrEx>
         <w:tc>
           <w:tcPr>
             <w:tcW w:w="4680" w:type="dxa"/>
@@ -3249,12 +3153,6 @@
         </w:tc>
       </w:tr>
       <w:tr>
-        <w:tblPrEx>
-          <w:tblCellMar>
-            <w:top w:w="0" w:type="dxa"/>
-            <w:bottom w:w="0" w:type="dxa"/>
-          </w:tblCellMar>
-        </w:tblPrEx>
         <w:tc>
           <w:tcPr>
             <w:tcW w:w="4680" w:type="dxa"/>
@@ -3333,12 +3231,6 @@
         </w:tc>
       </w:tr>
       <w:tr>
-        <w:tblPrEx>
-          <w:tblCellMar>
-            <w:top w:w="0" w:type="dxa"/>
-            <w:bottom w:w="0" w:type="dxa"/>
-          </w:tblCellMar>
-        </w:tblPrEx>
         <w:tc>
           <w:tcPr>
             <w:tcW w:w="4680" w:type="dxa"/>
@@ -4026,16 +3918,7 @@
           <w:sz w:val="24"/>
           <w:szCs w:val="24"/>
         </w:rPr>
-        <w:t>M</w:t>
-      </w:r>
-      <w:r>
-        <w:rPr>
-          <w:rFonts w:ascii="Times New Roman" w:hAnsi="Times New Roman" w:cs="Times New Roman"/>
-          <w:color w:val="000000" w:themeColor="text1"/>
-          <w:sz w:val="24"/>
-          <w:szCs w:val="24"/>
-        </w:rPr>
-        <w:t xml:space="preserve">odify the index.html file to </w:t>
+        <w:t xml:space="preserve">Modify the index.html file to </w:t>
       </w:r>
       <w:proofErr w:type="spellStart"/>
       <w:r>
@@ -4198,15 +4081,16 @@
           <w:rFonts w:ascii="Times New Roman" w:hAnsi="Times New Roman" w:cs="Times New Roman"/>
           <w:b/>
           <w:bCs/>
+          <w:noProof/>
           <w:color w:val="000000" w:themeColor="text1"/>
           <w:sz w:val="24"/>
           <w:szCs w:val="24"/>
         </w:rPr>
         <w:drawing>
-          <wp:inline distT="0" distB="0" distL="0" distR="0" wp14:anchorId="20006ECA" wp14:editId="036F0AE2">
-            <wp:extent cx="5943600" cy="3638550"/>
-            <wp:effectExtent l="0" t="0" r="0" b="0"/>
-            <wp:docPr id="1884226172" name="Picture 1"/>
+          <wp:inline distT="0" distB="0" distL="0" distR="0" wp14:anchorId="46E1F99A" wp14:editId="4A49EC68">
+            <wp:extent cx="5293895" cy="3672922"/>
+            <wp:effectExtent l="0" t="0" r="2540" b="3810"/>
+            <wp:docPr id="246315561" name="Picture 1"/>
             <wp:cNvGraphicFramePr>
               <a:graphicFrameLocks xmlns:a="http://schemas.openxmlformats.org/drawingml/2006/main" noChangeAspect="1"/>
             </wp:cNvGraphicFramePr>
@@ -4214,11 +4098,17 @@
               <a:graphicData uri="http://schemas.openxmlformats.org/drawingml/2006/picture">
                 <pic:pic xmlns:pic="http://schemas.openxmlformats.org/drawingml/2006/picture">
                   <pic:nvPicPr>
-                    <pic:cNvPr id="1884226172" name=""/>
+                    <pic:cNvPr id="246315561" name="Picture 246315561"/>
                     <pic:cNvPicPr/>
                   </pic:nvPicPr>
                   <pic:blipFill>
-                    <a:blip r:embed="rId8"/>
+                    <a:blip r:embed="rId8">
+                      <a:extLst>
+                        <a:ext uri="{28A0092B-C50C-407E-A947-70E740481C1C}">
+                          <a14:useLocalDpi xmlns:a14="http://schemas.microsoft.com/office/drawing/2010/main" val="0"/>
+                        </a:ext>
+                      </a:extLst>
+                    </a:blip>
                     <a:stretch>
                       <a:fillRect/>
                     </a:stretch>
@@ -4226,7 +4116,7 @@
                   <pic:spPr>
                     <a:xfrm>
                       <a:off x="0" y="0"/>
-                      <a:ext cx="5943600" cy="3638550"/>
+                      <a:ext cx="5301374" cy="3678111"/>
                     </a:xfrm>
                     <a:prstGeom prst="rect">
                       <a:avLst/>
